--- a/Steps.docx
+++ b/Steps.docx
@@ -4819,6 +4819,6 @@
 
 <file path=docMetadata/LabelInfo.xml><?xml version="1.0" encoding="utf-8"?>
 <clbl:labelList xmlns:clbl="http://schemas.microsoft.com/office/2020/mipLabelMetadata">
-  <clbl:label id="{6aceba42-ef97-4862-842d-38a0289df756}" enabled="1" method="Privileged" siteId="{87d70b0f-5efc-4991-a065-e205bc3db308}" contentBits="2" removed="0"/>
+  <clbl:label id="{6aceba42-ef97-4862-842d-38a0289df756}" enabled="1" method="Privileged" siteId="{87d70b0f-5efc-4991-a065-e205bc3db308}" removed="0"/>
 </clbl:labelList>
 </file>